--- a/Notes/MyPythonNotes.docx
+++ b/Notes/MyPythonNotes.docx
@@ -5670,12 +5670,7 @@
         </w:rPr>
         <w:t>Input of join --&gt; list          output --&gt; string</w:t>
       </w:r>
-    </w:p>
-    <w:p>
-      <w:pPr>
-        <w:autoSpaceDE w:val="0"/>
-        <w:autoSpaceDN w:val="0"/>
-        <w:adjustRightInd w:val="0"/>
+      <w:r>
         <w:rPr>
           <w:rFonts w:ascii="Arial" w:hAnsi="Arial" w:cs="Arial"/>
           <w:b/>
@@ -5685,7 +5680,10 @@
           <w:u w:color="000000"/>
           <w:lang w:val="en-GB"/>
         </w:rPr>
-      </w:pPr>
+        <w:t xml:space="preserve">    </w:t>
+      </w:r>
+      <w:proofErr w:type="spellStart"/>
+      <w:proofErr w:type="gramStart"/>
       <w:r>
         <w:rPr>
           <w:rFonts w:ascii="Arial" w:hAnsi="Arial" w:cs="Arial"/>
@@ -5696,9 +5694,10 @@
           <w:u w:color="000000"/>
           <w:lang w:val="en-GB"/>
         </w:rPr>
-        <w:t xml:space="preserve">Input of split --&gt; string     </w:t>
-      </w:r>
-      <w:proofErr w:type="gramStart"/>
+        <w:t>sep.join</w:t>
+      </w:r>
+      <w:proofErr w:type="spellEnd"/>
+      <w:proofErr w:type="gramEnd"/>
       <w:r>
         <w:rPr>
           <w:rFonts w:ascii="Arial" w:hAnsi="Arial" w:cs="Arial"/>
@@ -5709,10 +5708,14 @@
           <w:u w:color="000000"/>
           <w:lang w:val="en-GB"/>
         </w:rPr>
-        <w:t>output  --</w:t>
-      </w:r>
-      <w:proofErr w:type="gramEnd"/>
-      <w:r>
+        <w:t xml:space="preserve">(list) = string </w:t>
+      </w:r>
+    </w:p>
+    <w:p>
+      <w:pPr>
+        <w:autoSpaceDE w:val="0"/>
+        <w:autoSpaceDN w:val="0"/>
+        <w:adjustRightInd w:val="0"/>
         <w:rPr>
           <w:rFonts w:ascii="Arial" w:hAnsi="Arial" w:cs="Arial"/>
           <w:b/>
@@ -5722,7 +5725,96 @@
           <w:u w:color="000000"/>
           <w:lang w:val="en-GB"/>
         </w:rPr>
+      </w:pPr>
+      <w:r>
+        <w:rPr>
+          <w:rFonts w:ascii="Arial" w:hAnsi="Arial" w:cs="Arial"/>
+          <w:b/>
+          <w:bCs/>
+          <w:color w:val="000000"/>
+          <w:szCs w:val="24"/>
+          <w:u w:color="000000"/>
+          <w:lang w:val="en-GB"/>
+        </w:rPr>
+        <w:t xml:space="preserve">Input of split --&gt; string     </w:t>
+      </w:r>
+      <w:proofErr w:type="gramStart"/>
+      <w:r>
+        <w:rPr>
+          <w:rFonts w:ascii="Arial" w:hAnsi="Arial" w:cs="Arial"/>
+          <w:b/>
+          <w:bCs/>
+          <w:color w:val="000000"/>
+          <w:szCs w:val="24"/>
+          <w:u w:color="000000"/>
+          <w:lang w:val="en-GB"/>
+        </w:rPr>
+        <w:t>output  --</w:t>
+      </w:r>
+      <w:proofErr w:type="gramEnd"/>
+      <w:r>
+        <w:rPr>
+          <w:rFonts w:ascii="Arial" w:hAnsi="Arial" w:cs="Arial"/>
+          <w:b/>
+          <w:bCs/>
+          <w:color w:val="000000"/>
+          <w:szCs w:val="24"/>
+          <w:u w:color="000000"/>
+          <w:lang w:val="en-GB"/>
+        </w:rPr>
         <w:t>&gt; list</w:t>
+      </w:r>
+      <w:r>
+        <w:rPr>
+          <w:rFonts w:ascii="Arial" w:hAnsi="Arial" w:cs="Arial"/>
+          <w:b/>
+          <w:bCs/>
+          <w:color w:val="000000"/>
+          <w:szCs w:val="24"/>
+          <w:u w:color="000000"/>
+          <w:lang w:val="en-GB"/>
+        </w:rPr>
+        <w:t xml:space="preserve">    </w:t>
+      </w:r>
+      <w:r>
+        <w:rPr>
+          <w:rFonts w:ascii="Arial" w:hAnsi="Arial" w:cs="Arial"/>
+          <w:b/>
+          <w:bCs/>
+          <w:color w:val="000000"/>
+          <w:szCs w:val="24"/>
+          <w:u w:color="000000"/>
+          <w:lang w:val="en-GB"/>
+        </w:rPr>
+        <w:t xml:space="preserve">   </w:t>
+      </w:r>
+      <w:proofErr w:type="spellStart"/>
+      <w:proofErr w:type="gramStart"/>
+      <w:r>
+        <w:rPr>
+          <w:rFonts w:ascii="Arial" w:hAnsi="Arial" w:cs="Arial"/>
+          <w:b/>
+          <w:bCs/>
+          <w:color w:val="000000"/>
+          <w:szCs w:val="24"/>
+          <w:u w:color="000000"/>
+          <w:lang w:val="en-GB"/>
+        </w:rPr>
+        <w:t>string.split</w:t>
+      </w:r>
+      <w:proofErr w:type="spellEnd"/>
+      <w:proofErr w:type="gramEnd"/>
+      <w:r>
+        <w:rPr>
+          <w:rFonts w:ascii="Arial" w:hAnsi="Arial" w:cs="Arial"/>
+          <w:b/>
+          <w:bCs/>
+          <w:color w:val="000000"/>
+          <w:szCs w:val="24"/>
+          <w:u w:color="000000"/>
+          <w:lang w:val="en-GB"/>
+        </w:rPr>
+        <w:t>() = list</w:t>
       </w:r>
     </w:p>
     <w:p>
@@ -7505,33 +7597,29 @@
         </w:rPr>
         <w:t xml:space="preserve">We are using list() </w:t>
       </w:r>
-      <w:proofErr w:type="spellStart"/>
-      <w:r>
-        <w:rPr>
-          <w:rFonts w:ascii="Arial" w:hAnsi="Arial" w:cs="Arial"/>
-        </w:rPr>
-        <w:t>becasue</w:t>
-      </w:r>
-      <w:proofErr w:type="spellEnd"/>
+      <w:r>
+        <w:rPr>
+          <w:rFonts w:ascii="Arial" w:hAnsi="Arial" w:cs="Arial"/>
+        </w:rPr>
+        <w:t>because</w:t>
+      </w:r>
       <w:r>
         <w:rPr>
           <w:rFonts w:ascii="Arial" w:hAnsi="Arial" w:cs="Arial"/>
         </w:rPr>
         <w:t xml:space="preserve"> enumerate gives an </w:t>
       </w:r>
-      <w:proofErr w:type="spellStart"/>
-      <w:r>
-        <w:rPr>
-          <w:rFonts w:ascii="Arial" w:hAnsi="Arial" w:cs="Arial"/>
-        </w:rPr>
-        <w:t>emurate</w:t>
-      </w:r>
-      <w:proofErr w:type="spellEnd"/>
-      <w:r>
-        <w:rPr>
-          <w:rFonts w:ascii="Arial" w:hAnsi="Arial" w:cs="Arial"/>
-        </w:rPr>
-        <w:t xml:space="preserve"> object and you have to convert it to list.</w:t>
+      <w:r>
+        <w:rPr>
+          <w:rFonts w:ascii="Arial" w:hAnsi="Arial" w:cs="Arial"/>
+        </w:rPr>
+        <w:t xml:space="preserve">enumerate </w:t>
+      </w:r>
+      <w:r>
+        <w:rPr>
+          <w:rFonts w:ascii="Arial" w:hAnsi="Arial" w:cs="Arial"/>
+        </w:rPr>
+        <w:t>object and you have to convert it to list.</w:t>
       </w:r>
     </w:p>
     <w:p>
@@ -23408,14 +23496,12 @@
         </w:rPr>
         <w:t xml:space="preserve">If you see ‘r’ , the cursor is always at the </w:t>
       </w:r>
-      <w:proofErr w:type="spellStart"/>
-      <w:r>
-        <w:rPr>
-          <w:rFonts w:ascii="Arial" w:hAnsi="Arial" w:cs="Arial"/>
-        </w:rPr>
-        <w:t>begining</w:t>
-      </w:r>
-      <w:proofErr w:type="spellEnd"/>
+      <w:r>
+        <w:rPr>
+          <w:rFonts w:ascii="Arial" w:hAnsi="Arial" w:cs="Arial"/>
+        </w:rPr>
+        <w:t>beginning</w:t>
+      </w:r>
       <w:r>
         <w:rPr>
           <w:rFonts w:ascii="Arial" w:hAnsi="Arial" w:cs="Arial"/>
@@ -25065,21 +25151,19 @@
           <w:rFonts w:ascii="Arial" w:hAnsi="Arial" w:cs="Arial"/>
         </w:rPr>
         <w:br/>
-        <w:t xml:space="preserve">Difference between search and match is search looks anywhere in the string. Match looks only at the </w:t>
-      </w:r>
-      <w:proofErr w:type="spellStart"/>
-      <w:r>
-        <w:rPr>
-          <w:rFonts w:ascii="Arial" w:hAnsi="Arial" w:cs="Arial"/>
-        </w:rPr>
-        <w:t>beginning.Match</w:t>
-      </w:r>
-      <w:proofErr w:type="spellEnd"/>
-      <w:r>
-        <w:rPr>
-          <w:rFonts w:ascii="Arial" w:hAnsi="Arial" w:cs="Arial"/>
-        </w:rPr>
-        <w:t xml:space="preserve"> is derived from search, it is the form of ‘search at the beginning’.</w:t>
+        <w:t>Difference between search and match is search looks anywhere in the string. Match looks only at the beginning.</w:t>
+      </w:r>
+      <w:r>
+        <w:rPr>
+          <w:rFonts w:ascii="Arial" w:hAnsi="Arial" w:cs="Arial"/>
+        </w:rPr>
+        <w:t xml:space="preserve"> </w:t>
+      </w:r>
+      <w:r>
+        <w:rPr>
+          <w:rFonts w:ascii="Arial" w:hAnsi="Arial" w:cs="Arial"/>
+        </w:rPr>
+        <w:t>Match is derived from search, it is the form of ‘search at the beginning’.</w:t>
       </w:r>
     </w:p>
     <w:p>
@@ -28690,20 +28774,7 @@
           <w:rFonts w:ascii="Arial" w:hAnsi="Arial" w:cs="Arial"/>
         </w:rPr>
         <w:br/>
-      </w:r>
-      <w:proofErr w:type="spellStart"/>
-      <w:r>
-        <w:rPr>
-          <w:rFonts w:ascii="Arial" w:hAnsi="Arial" w:cs="Arial"/>
-        </w:rPr>
-        <w:t>Iterators</w:t>
-      </w:r>
-      <w:proofErr w:type="spellEnd"/>
-      <w:r>
-        <w:rPr>
-          <w:rFonts w:ascii="Arial" w:hAnsi="Arial" w:cs="Arial"/>
-        </w:rPr>
-        <w:t xml:space="preserve"> make use of the next method to move from element to element within their associated iterable</w:t>
+        <w:t>Iterators make use of the next method to move from element to element within their associated iterable</w:t>
       </w:r>
       <w:r>
         <w:rPr>
@@ -28777,6 +28848,25 @@
         <w:rPr>
           <w:rFonts w:ascii="Arial" w:hAnsi="Arial" w:cs="Arial"/>
         </w:rPr>
+        <w:t>Do not repeat yourself. When you need to apply same behaviour across multiple function</w:t>
+      </w:r>
+      <w:r>
+        <w:rPr>
+          <w:rFonts w:ascii="Arial" w:hAnsi="Arial" w:cs="Arial"/>
+        </w:rPr>
+        <w:t>s</w:t>
+      </w:r>
+    </w:p>
+    <w:p>
+      <w:pPr>
+        <w:rPr>
+          <w:rFonts w:ascii="Arial" w:hAnsi="Arial" w:cs="Arial"/>
+        </w:rPr>
+      </w:pPr>
+      <w:r>
+        <w:rPr>
+          <w:rFonts w:ascii="Arial" w:hAnsi="Arial" w:cs="Arial"/>
+        </w:rPr>
         <w:t xml:space="preserve">Decorators allow you to make simple modifications to callable objects like functions, methods, or classes. </w:t>
       </w:r>
       <w:r>
@@ -28981,20 +29071,26 @@
         <w:rPr>
           <w:rFonts w:ascii="Arial" w:hAnsi="Arial" w:cs="Arial"/>
         </w:rPr>
-        <w:t xml:space="preserve"> is passed as a parameter, to pass further parameters use the inner fn. And on the outer return , return the value of the inner fn.</w:t>
-      </w:r>
-    </w:p>
-    <w:p>
-      <w:pPr>
-        <w:rPr>
-          <w:rFonts w:ascii="Arial" w:hAnsi="Arial" w:cs="Arial"/>
-        </w:rPr>
-      </w:pPr>
+        <w:t xml:space="preserve"> is passed as a </w:t>
+      </w:r>
       <w:r>
         <w:rPr>
           <w:rFonts w:ascii="Arial" w:hAnsi="Arial" w:cs="Arial"/>
         </w:rPr>
         <w:lastRenderedPageBreak/>
+        <w:t>parameter, to pass further parameters use the inner fn. And on the outer return , return the value of the inner fn.</w:t>
+      </w:r>
+    </w:p>
+    <w:p>
+      <w:pPr>
+        <w:rPr>
+          <w:rFonts w:ascii="Arial" w:hAnsi="Arial" w:cs="Arial"/>
+        </w:rPr>
+      </w:pPr>
+      <w:r>
+        <w:rPr>
+          <w:rFonts w:ascii="Arial" w:hAnsi="Arial" w:cs="Arial"/>
+        </w:rPr>
         <w:t>functions are first class objects. What that means is once a function is defined in a scope it can be passed to functions, assigned to variables, even returned from functions. This simple fact is what makes python decorators possible.</w:t>
       </w:r>
     </w:p>
@@ -29339,7 +29435,14 @@
         <w:rPr>
           <w:rFonts w:ascii="Arial" w:hAnsi="Arial" w:cs="Arial"/>
         </w:rPr>
-        <w:t xml:space="preserve"> is a natural extension of encapsulation. In object-oriented design, programs are often extremely large. And separate objects communicate with each other a lot. So maintaining a large codebase like this for years — with changes along the way — is difficult. Abstraction eases this problem. Applying abstraction means that </w:t>
+        <w:t xml:space="preserve"> is a natural extension of encapsulation. In object-oriented design, programs are often extremely large. And separate objects communicate with each other a lot. So maintaining a large codebase like this for years — with changes along </w:t>
+      </w:r>
+      <w:r>
+        <w:rPr>
+          <w:rFonts w:ascii="Arial" w:hAnsi="Arial" w:cs="Arial"/>
+        </w:rPr>
+        <w:lastRenderedPageBreak/>
+        <w:t xml:space="preserve">the way — is difficult. Abstraction eases this problem. Applying abstraction means that </w:t>
       </w:r>
       <w:r>
         <w:rPr>
@@ -29352,14 +29455,7 @@
         <w:rPr>
           <w:rFonts w:ascii="Arial" w:hAnsi="Arial" w:cs="Arial"/>
         </w:rPr>
-        <w:t xml:space="preserve">. Hide </w:t>
-      </w:r>
-      <w:r>
-        <w:rPr>
-          <w:rFonts w:ascii="Arial" w:hAnsi="Arial" w:cs="Arial"/>
-        </w:rPr>
-        <w:lastRenderedPageBreak/>
-        <w:t>internal implementation details. It should only reveal operations relevant for the other objects.</w:t>
+        <w:t>. Hide internal implementation details. It should only reveal operations relevant for the other objects.</w:t>
       </w:r>
       <w:r>
         <w:rPr>
@@ -29741,7 +29837,6 @@
         <w:rPr>
           <w:rFonts w:ascii="Arial" w:hAnsi="Arial" w:cs="Arial"/>
         </w:rPr>
-        <w:lastRenderedPageBreak/>
         <w:t>Runtime polymorphism and compile time polymorphism:</w:t>
       </w:r>
     </w:p>
@@ -33439,21 +33534,7 @@
         <w:rPr>
           <w:rFonts w:ascii="Arial" w:hAnsi="Arial" w:cs="Arial"/>
         </w:rPr>
-        <w:t xml:space="preserve">] = </w:t>
-      </w:r>
-      <w:proofErr w:type="spellStart"/>
-      <w:r>
-        <w:rPr>
-          <w:rFonts w:ascii="Arial" w:hAnsi="Arial" w:cs="Arial"/>
-        </w:rPr>
-        <w:t>cls</w:t>
-      </w:r>
-      <w:proofErr w:type="spellEnd"/>
-      <w:r>
-        <w:rPr>
-          <w:rFonts w:ascii="Arial" w:hAnsi="Arial" w:cs="Arial"/>
-        </w:rPr>
-        <w:t>()</w:t>
+        <w:t>] = cls()</w:t>
       </w:r>
       <w:r>
         <w:rPr>
@@ -36184,20 +36265,7 @@
           <w:rFonts w:ascii="Arial" w:hAnsi="Arial" w:cs="Arial"/>
         </w:rPr>
         <w:br/>
-      </w:r>
-      <w:proofErr w:type="spellStart"/>
-      <w:r>
-        <w:rPr>
-          <w:rFonts w:ascii="Arial" w:hAnsi="Arial" w:cs="Arial"/>
-        </w:rPr>
-        <w:t>a</w:t>
-      </w:r>
-      <w:proofErr w:type="spellEnd"/>
-      <w:r>
-        <w:rPr>
-          <w:rFonts w:ascii="Arial" w:hAnsi="Arial" w:cs="Arial"/>
-        </w:rPr>
-        <w:t xml:space="preserve">, b = b, </w:t>
+        <w:t xml:space="preserve">a, b = b, </w:t>
       </w:r>
       <w:proofErr w:type="spellStart"/>
       <w:r>
